--- a/try.docx
+++ b/try.docx
@@ -28,12 +28,35 @@
     <w:p>
       <w:pPr>
         <w:rPr>
+          <w:rFonts w:hint="eastAsia"/>
+          <w:lang w:val="en-US" w:eastAsia="zh-CN"/>
+        </w:rPr>
+      </w:pPr>
+      <w:r>
+        <w:rPr>
+          <w:rFonts w:hint="eastAsia"/>
+          <w:lang w:val="en-US" w:eastAsia="zh-CN"/>
+        </w:rPr>
+        <w:t>第二次提交：刚刚使用git commit时输入了邮箱和名字</w:t>
+      </w:r>
+    </w:p>
+    <w:p>
+      <w:pPr>
+        <w:rPr>
           <w:rFonts w:hint="default"/>
           <w:lang w:val="en-US" w:eastAsia="zh-CN"/>
         </w:rPr>
       </w:pPr>
       <w:bookmarkStart w:id="0" w:name="_GoBack"/>
       <w:bookmarkEnd w:id="0"/>
+    </w:p>
+    <w:p>
+      <w:pPr>
+        <w:rPr>
+          <w:rFonts w:hint="default"/>
+          <w:lang w:val="en-US" w:eastAsia="zh-CN"/>
+        </w:rPr>
+      </w:pPr>
     </w:p>
     <w:sectPr>
       <w:pgSz w:w="11906" w:h="16838"/>
@@ -159,7 +182,7 @@
     <w:lsdException w:unhideWhenUsed="0" w:uiPriority="0" w:semiHidden="0" w:name="HTML Sample"/>
     <w:lsdException w:unhideWhenUsed="0" w:uiPriority="0" w:semiHidden="0" w:name="HTML Typewriter"/>
     <w:lsdException w:unhideWhenUsed="0" w:uiPriority="0" w:semiHidden="0" w:name="HTML Variable"/>
-    <w:lsdException w:unhideWhenUsed="0" w:uiPriority="0" w:name="Normal Table"/>
+    <w:lsdException w:qFormat="1" w:unhideWhenUsed="0" w:uiPriority="0" w:name="Normal Table"/>
     <w:lsdException w:unhideWhenUsed="0" w:uiPriority="0" w:semiHidden="0" w:name="annotation subject"/>
     <w:lsdException w:unhideWhenUsed="0" w:uiPriority="0" w:semiHidden="0" w:name="Table Simple 1"/>
     <w:lsdException w:unhideWhenUsed="0" w:uiPriority="0" w:semiHidden="0" w:name="Table Simple 2"/>
@@ -330,6 +353,7 @@
   <w:style w:type="table" w:default="1" w:styleId="2">
     <w:name w:val="Normal Table"/>
     <w:semiHidden/>
+    <w:qFormat/>
     <w:uiPriority w:val="0"/>
     <w:tblPr>
       <w:tblCellMar>

--- a/try.docx
+++ b/try.docx
@@ -43,12 +43,35 @@
     <w:p>
       <w:pPr>
         <w:rPr>
+          <w:rFonts w:hint="eastAsia"/>
+          <w:lang w:val="en-US" w:eastAsia="zh-CN"/>
+        </w:rPr>
+      </w:pPr>
+    </w:p>
+    <w:p>
+      <w:pPr>
+        <w:rPr>
           <w:rFonts w:hint="default"/>
           <w:lang w:val="en-US" w:eastAsia="zh-CN"/>
         </w:rPr>
       </w:pPr>
+      <w:r>
+        <w:rPr>
+          <w:rFonts w:hint="eastAsia"/>
+          <w:lang w:val="en-US" w:eastAsia="zh-CN"/>
+        </w:rPr>
+        <w:t>分支1：这次代码我写的是git branch 分支1，我使用了中文，不知道行不行</w:t>
+      </w:r>
       <w:bookmarkStart w:id="0" w:name="_GoBack"/>
       <w:bookmarkEnd w:id="0"/>
+    </w:p>
+    <w:p>
+      <w:pPr>
+        <w:rPr>
+          <w:rFonts w:hint="default"/>
+          <w:lang w:val="en-US" w:eastAsia="zh-CN"/>
+        </w:rPr>
+      </w:pPr>
     </w:p>
     <w:p>
       <w:pPr>

--- a/try.docx
+++ b/try.docx
@@ -62,16 +62,31 @@
         </w:rPr>
         <w:t>分支1：这次代码我写的是git branch 分支1，我使用了中文，不知道行不行</w:t>
       </w:r>
+    </w:p>
+    <w:p>
+      <w:pPr>
+        <w:rPr>
+          <w:rFonts w:hint="default"/>
+          <w:lang w:val="en-US" w:eastAsia="zh-CN"/>
+        </w:rPr>
+      </w:pPr>
+    </w:p>
+    <w:p>
+      <w:pPr>
+        <w:rPr>
+          <w:rFonts w:hint="default"/>
+          <w:lang w:val="en-US" w:eastAsia="zh-CN"/>
+        </w:rPr>
+      </w:pPr>
+      <w:r>
+        <w:rPr>
+          <w:rFonts w:hint="eastAsia"/>
+          <w:lang w:val="en-US" w:eastAsia="zh-CN"/>
+        </w:rPr>
+        <w:t>分支1：再次修改</w:t>
+      </w:r>
       <w:bookmarkStart w:id="0" w:name="_GoBack"/>
       <w:bookmarkEnd w:id="0"/>
-    </w:p>
-    <w:p>
-      <w:pPr>
-        <w:rPr>
-          <w:rFonts w:hint="default"/>
-          <w:lang w:val="en-US" w:eastAsia="zh-CN"/>
-        </w:rPr>
-      </w:pPr>
     </w:p>
     <w:p>
       <w:pPr>

--- a/try.docx
+++ b/try.docx
@@ -51,6 +51,29 @@
     <w:p>
       <w:pPr>
         <w:rPr>
+          <w:rFonts w:hint="eastAsia"/>
+          <w:lang w:val="en-US" w:eastAsia="zh-CN"/>
+        </w:rPr>
+      </w:pPr>
+      <w:r>
+        <w:rPr>
+          <w:rFonts w:hint="eastAsia"/>
+          <w:lang w:val="en-US" w:eastAsia="zh-CN"/>
+        </w:rPr>
+        <w:t>分支1：这次代码我写的是git branch 分支1，我使用了中文，不知道行不行</w:t>
+      </w:r>
+    </w:p>
+    <w:p>
+      <w:pPr>
+        <w:rPr>
+          <w:rFonts w:hint="eastAsia"/>
+          <w:lang w:val="en-US" w:eastAsia="zh-CN"/>
+        </w:rPr>
+      </w:pPr>
+    </w:p>
+    <w:p>
+      <w:pPr>
+        <w:rPr>
           <w:rFonts w:hint="default"/>
           <w:lang w:val="en-US" w:eastAsia="zh-CN"/>
         </w:rPr>
@@ -60,7 +83,7 @@
           <w:rFonts w:hint="eastAsia"/>
           <w:lang w:val="en-US" w:eastAsia="zh-CN"/>
         </w:rPr>
-        <w:t>分支1：这次代码我写的是git branch 分支1，我使用了中文，不知道行不行</w:t>
+        <w:t>第五次提交：我在main上修改文件，创造新的分支</w:t>
       </w:r>
       <w:bookmarkStart w:id="0" w:name="_GoBack"/>
       <w:bookmarkEnd w:id="0"/>

--- a/try.docx
+++ b/try.docx
@@ -1,6 +1,6 @@
 
 <file path=word/document.xml><?xml version="1.0" encoding="utf-8"?>
-<w:document xmlns:wpc="http://schemas.microsoft.com/office/word/2010/wordprocessingCanvas" xmlns:mc="http://schemas.openxmlformats.org/markup-compatibility/2006" xmlns:o="urn:schemas-microsoft-com:office:office" xmlns:r="http://schemas.openxmlformats.org/officeDocument/2006/relationships" xmlns:m="http://schemas.openxmlformats.org/officeDocument/2006/math" xmlns:v="urn:schemas-microsoft-com:vml" xmlns:wp14="http://schemas.microsoft.com/office/word/2010/wordprocessingDrawing" xmlns:wp="http://schemas.openxmlformats.org/drawingml/2006/wordprocessingDrawing" xmlns:w="http://schemas.openxmlformats.org/wordprocessingml/2006/main" xmlns:w14="http://schemas.microsoft.com/office/word/2010/wordml" xmlns:w10="urn:schemas-microsoft-com:office:word" xmlns:w15="http://schemas.microsoft.com/office/word/2012/wordml" xmlns:wpg="http://schemas.microsoft.com/office/word/2010/wordprocessingGroup" xmlns:wpi="http://schemas.microsoft.com/office/word/2010/wordprocessingInk" xmlns:wne="http://schemas.microsoft.com/office/word/2006/wordml" xmlns:wps="http://schemas.microsoft.com/office/word/2010/wordprocessingShape" xmlns:wpsCustomData="http://www.wps.cn/officeDocument/2013/wpsCustomData" mc:Ignorable="w14 w15 wp14">
+<w:document xmlns:wpc="http://schemas.microsoft.com/office/word/2010/wordprocessingCanvas" xmlns:cx="http://schemas.microsoft.com/office/drawing/2014/chartex" xmlns:cx1="http://schemas.microsoft.com/office/drawing/2015/9/8/chartex" xmlns:cx2="http://schemas.microsoft.com/office/drawing/2015/10/21/chartex" xmlns:cx3="http://schemas.microsoft.com/office/drawing/2016/5/9/chartex" xmlns:cx4="http://schemas.microsoft.com/office/drawing/2016/5/10/chartex" xmlns:cx5="http://schemas.microsoft.com/office/drawing/2016/5/11/chartex" xmlns:cx6="http://schemas.microsoft.com/office/drawing/2016/5/12/chartex" xmlns:cx7="http://schemas.microsoft.com/office/drawing/2016/5/13/chartex" xmlns:cx8="http://schemas.microsoft.com/office/drawing/2016/5/14/chartex" xmlns:mc="http://schemas.openxmlformats.org/markup-compatibility/2006" xmlns:o="urn:schemas-microsoft-com:office:office" xmlns:r="http://schemas.openxmlformats.org/officeDocument/2006/relationships" xmlns:m="http://schemas.openxmlformats.org/officeDocument/2006/math" xmlns:v="urn:schemas-microsoft-com:vml" xmlns:wp14="http://schemas.microsoft.com/office/word/2010/wordprocessingDrawing" xmlns:wp="http://schemas.openxmlformats.org/drawingml/2006/wordprocessingDrawing" xmlns:w="http://schemas.openxmlformats.org/wordprocessingml/2006/main" xmlns:w14="http://schemas.microsoft.com/office/word/2010/wordml" xmlns:w10="urn:schemas-microsoft-com:office:word" xmlns:w15="http://schemas.microsoft.com/office/word/2012/wordml" xmlns:wpg="http://schemas.microsoft.com/office/word/2010/wordprocessingGroup" xmlns:wpi="http://schemas.microsoft.com/office/word/2010/wordprocessingInk" xmlns:wne="http://schemas.microsoft.com/office/word/2006/wordml" xmlns:wps="http://schemas.microsoft.com/office/word/2010/wordprocessingShape" xmlns:wpsCustomData="http://www.wps.cn/officeDocument/2013/wpsCustomData" mc:Ignorable="w14 w15 wp14">
   <w:body>
     <w:p>
       <w:pPr>
@@ -74,6 +74,29 @@
     <w:p>
       <w:pPr>
         <w:rPr>
+          <w:rFonts w:hint="eastAsia"/>
+          <w:lang w:val="en-US" w:eastAsia="zh-CN"/>
+        </w:rPr>
+      </w:pPr>
+      <w:r>
+        <w:rPr>
+          <w:rFonts w:hint="eastAsia"/>
+          <w:lang w:val="en-US" w:eastAsia="zh-CN"/>
+        </w:rPr>
+        <w:t>第五次提交：我在main上修改文件，创造新的分支</w:t>
+      </w:r>
+    </w:p>
+    <w:p>
+      <w:pPr>
+        <w:rPr>
+          <w:rFonts w:hint="eastAsia"/>
+          <w:lang w:val="en-US" w:eastAsia="zh-CN"/>
+        </w:rPr>
+      </w:pPr>
+    </w:p>
+    <w:p>
+      <w:pPr>
+        <w:rPr>
           <w:rFonts w:hint="default"/>
           <w:lang w:val="en-US" w:eastAsia="zh-CN"/>
         </w:rPr>
@@ -83,7 +106,7 @@
           <w:rFonts w:hint="eastAsia"/>
           <w:lang w:val="en-US" w:eastAsia="zh-CN"/>
         </w:rPr>
-        <w:t>第五次提交：我在main上修改文件，创造新的分支</w:t>
+        <w:t>这是我在另一台电脑上学习git时做的修改</w:t>
       </w:r>
       <w:bookmarkStart w:id="0" w:name="_GoBack"/>
       <w:bookmarkEnd w:id="0"/>
